--- a/download/趋势机器人自动开仓参数说明书.docx
+++ b/download/趋势机器人自动开仓参数说明书.docx
@@ -157,7 +157,7 @@
                 <w:sz w:val="24"/>
                 <w:szCs w:val="24"/>
               </w:rPr>
-              <w:t xml:space="preserve">文档版本：v1.0（2026-10-17）</w:t>
+              <w:t xml:space="preserve">文档版本：v1.1（2026-10-17 · 新增保证金比例参数与满仓封顶说明）</w:t>
             </w:r>
           </w:p>
           <w:p>
@@ -238,11 +238,7 @@
           </w:pPr>
           <w:r>
             <w:fldChar w:fldCharType="begin" w:dirty="true"/>
-          </w:r>
-          <w:r>
             <w:instrText xml:space="preserve">TOC \h \o "1-2"</w:instrText>
-          </w:r>
-          <w:r>
             <w:fldChar w:fldCharType="separate"/>
           </w:r>
           <w:hyperlink w:history="1" w:anchor="_Toc1">
@@ -262,415 +258,504 @@
         </w:p>
         <w:p>
           <w:pPr>
-            <w:pStyle w:val="9"/>
+            <w:pStyle w:val="TOC1"/>
             <w:tabs>
-              <w:tab w:val="right" w:leader="dot" w:pos="9026"/>
+              <w:tab w:val="right" w:pos="8788" w:leader="dot"/>
             </w:tabs>
-            <w:spacing w:before="120" w:after="60"/>
           </w:pPr>
-          <w:r>
-            <w:t>一、快速开始</w:t>
-          </w:r>
-          <w:r>
-            <w:tab/>
-          </w:r>
-          <w:r>
-            <w:t>1</w:t>
-          </w:r>
+          <w:hyperlink w:history="1" w:anchor="_Toc2">
+            <w:r>
+              <w:t xml:space="preserve">二、先懂原理再调参：入场链路与延迟拆解</w:t>
+            </w:r>
+            <w:r>
+              <w:tab/>
+            </w:r>
+            <w:r>
+              <w:fldChar w:fldCharType="begin" w:dirty="true"/>
+              <w:instrText xml:space="preserve">PAGEREF _Toc2 \h</w:instrText>
+              <w:fldChar w:fldCharType="separate"/>
+              <w:fldChar w:fldCharType="end"/>
+            </w:r>
+          </w:hyperlink>
         </w:p>
         <w:p>
           <w:pPr>
-            <w:pStyle w:val="9"/>
+            <w:pStyle w:val="TOC2"/>
             <w:tabs>
-              <w:tab w:val="right" w:leader="dot" w:pos="9026"/>
+              <w:tab w:val="right" w:pos="8788" w:leader="dot"/>
             </w:tabs>
-            <w:spacing w:before="120" w:after="60"/>
+            <w:ind w:left="220"/>
           </w:pPr>
-          <w:r>
-            <w:t>二、先懂原理再调参：入场链路与延迟拆解</w:t>
-          </w:r>
-          <w:r>
-            <w:tab/>
-          </w:r>
-          <w:r>
-            <w:t>1</w:t>
-          </w:r>
+          <w:hyperlink w:history="1" w:anchor="_Toc3">
+            <w:r>
+              <w:t xml:space="preserve">2.1 从异动到开仓的完整链路</w:t>
+            </w:r>
+            <w:r>
+              <w:tab/>
+            </w:r>
+            <w:r>
+              <w:fldChar w:fldCharType="begin" w:dirty="true"/>
+              <w:instrText xml:space="preserve">PAGEREF _Toc3 \h</w:instrText>
+              <w:fldChar w:fldCharType="separate"/>
+              <w:fldChar w:fldCharType="end"/>
+            </w:r>
+          </w:hyperlink>
         </w:p>
         <w:p>
           <w:pPr>
-            <w:pStyle w:val="11"/>
-            <w:ind w:left="360"/>
+            <w:pStyle w:val="TOC2"/>
             <w:tabs>
-              <w:tab w:val="right" w:leader="dot" w:pos="9026"/>
+              <w:tab w:val="right" w:pos="8788" w:leader="dot"/>
             </w:tabs>
-            <w:spacing w:before="120" w:after="60"/>
+            <w:ind w:left="220"/>
           </w:pPr>
-          <w:r>
-            <w:t>2.1 从异动到开仓的完整链路</w:t>
-          </w:r>
-          <w:r>
-            <w:tab/>
-          </w:r>
-          <w:r>
-            <w:t>2</w:t>
-          </w:r>
+          <w:hyperlink w:history="1" w:anchor="_Toc4">
+            <w:r>
+              <w:t xml:space="preserve">2.2 「为什么等了 4 根 K 线」：以 ERA 为例的延迟拆解</w:t>
+            </w:r>
+            <w:r>
+              <w:tab/>
+            </w:r>
+            <w:r>
+              <w:fldChar w:fldCharType="begin" w:dirty="true"/>
+              <w:instrText xml:space="preserve">PAGEREF _Toc4 \h</w:instrText>
+              <w:fldChar w:fldCharType="separate"/>
+              <w:fldChar w:fldCharType="end"/>
+            </w:r>
+          </w:hyperlink>
         </w:p>
         <w:p>
           <w:pPr>
-            <w:pStyle w:val="11"/>
-            <w:ind w:left="360"/>
+            <w:pStyle w:val="TOC2"/>
             <w:tabs>
-              <w:tab w:val="right" w:leader="dot" w:pos="9026"/>
+              <w:tab w:val="right" w:pos="8788" w:leader="dot"/>
             </w:tabs>
-            <w:spacing w:before="120" w:after="60"/>
+            <w:ind w:left="220"/>
           </w:pPr>
-          <w:r>
-            <w:t>2.2 「为什么等了 4 根 K 线」：以 ERA 为例的延迟拆解</w:t>
-          </w:r>
-          <w:r>
-            <w:tab/>
-          </w:r>
-          <w:r>
-            <w:t>2</w:t>
-          </w:r>
+          <w:hyperlink w:history="1" w:anchor="_Toc5">
+            <w:r>
+              <w:t xml:space="preserve">2.3 两类旋钮：时机类与质量类</w:t>
+            </w:r>
+            <w:r>
+              <w:tab/>
+            </w:r>
+            <w:r>
+              <w:fldChar w:fldCharType="begin" w:dirty="true"/>
+              <w:instrText xml:space="preserve">PAGEREF _Toc5 \h</w:instrText>
+              <w:fldChar w:fldCharType="separate"/>
+              <w:fldChar w:fldCharType="end"/>
+            </w:r>
+          </w:hyperlink>
         </w:p>
         <w:p>
           <w:pPr>
-            <w:pStyle w:val="11"/>
-            <w:ind w:left="360"/>
+            <w:pStyle w:val="TOC1"/>
             <w:tabs>
-              <w:tab w:val="right" w:leader="dot" w:pos="9026"/>
+              <w:tab w:val="right" w:pos="8788" w:leader="dot"/>
             </w:tabs>
-            <w:spacing w:before="120" w:after="60"/>
           </w:pPr>
-          <w:r>
-            <w:t>2.3 两类旋钮：时机类与质量类</w:t>
-          </w:r>
-          <w:r>
-            <w:tab/>
-          </w:r>
-          <w:r>
-            <w:t>2</w:t>
-          </w:r>
+          <w:hyperlink w:history="1" w:anchor="_Toc6">
+            <w:r>
+              <w:t xml:space="preserve">三、参数详解</w:t>
+            </w:r>
+            <w:r>
+              <w:tab/>
+            </w:r>
+            <w:r>
+              <w:fldChar w:fldCharType="begin" w:dirty="true"/>
+              <w:instrText xml:space="preserve">PAGEREF _Toc6 \h</w:instrText>
+              <w:fldChar w:fldCharType="separate"/>
+              <w:fldChar w:fldCharType="end"/>
+            </w:r>
+          </w:hyperlink>
         </w:p>
         <w:p>
           <w:pPr>
-            <w:pStyle w:val="9"/>
+            <w:pStyle w:val="TOC2"/>
             <w:tabs>
-              <w:tab w:val="right" w:leader="dot" w:pos="9026"/>
+              <w:tab w:val="right" w:pos="8788" w:leader="dot"/>
             </w:tabs>
-            <w:spacing w:before="120" w:after="60"/>
+            <w:ind w:left="220"/>
           </w:pPr>
-          <w:r>
-            <w:t>三、参数详解</w:t>
-          </w:r>
-          <w:r>
-            <w:tab/>
-          </w:r>
-          <w:r>
-            <w:t>3</w:t>
-          </w:r>
+          <w:hyperlink w:history="1" w:anchor="_Toc7">
+            <w:r>
+              <w:t xml:space="preserve">3.1 评分下限（模式 A）（ENTRY_MIN_SCORE）</w:t>
+            </w:r>
+            <w:r>
+              <w:tab/>
+            </w:r>
+            <w:r>
+              <w:fldChar w:fldCharType="begin" w:dirty="true"/>
+              <w:instrText xml:space="preserve">PAGEREF _Toc7 \h</w:instrText>
+              <w:fldChar w:fldCharType="separate"/>
+              <w:fldChar w:fldCharType="end"/>
+            </w:r>
+          </w:hyperlink>
         </w:p>
         <w:p>
           <w:pPr>
-            <w:pStyle w:val="11"/>
-            <w:ind w:left="360"/>
+            <w:pStyle w:val="TOC2"/>
             <w:tabs>
-              <w:tab w:val="right" w:leader="dot" w:pos="9026"/>
+              <w:tab w:val="right" w:pos="8788" w:leader="dot"/>
             </w:tabs>
-            <w:spacing w:before="120" w:after="60"/>
+            <w:ind w:left="220"/>
           </w:pPr>
-          <w:r>
-            <w:t>3.1 评分下限（模式 A）（ENTRY_MIN_SCORE）</w:t>
-          </w:r>
-          <w:r>
-            <w:tab/>
-          </w:r>
-          <w:r>
-            <w:t>3</w:t>
-          </w:r>
+          <w:hyperlink w:history="1" w:anchor="_Toc8">
+            <w:r>
+              <w:t xml:space="preserve">3.2 效率比下限（模式 A）（ENTRY_MIN_ER）</w:t>
+            </w:r>
+            <w:r>
+              <w:tab/>
+            </w:r>
+            <w:r>
+              <w:fldChar w:fldCharType="begin" w:dirty="true"/>
+              <w:instrText xml:space="preserve">PAGEREF _Toc8 \h</w:instrText>
+              <w:fldChar w:fldCharType="separate"/>
+              <w:fldChar w:fldCharType="end"/>
+            </w:r>
+          </w:hyperlink>
         </w:p>
         <w:p>
           <w:pPr>
-            <w:pStyle w:val="11"/>
-            <w:ind w:left="360"/>
+            <w:pStyle w:val="TOC2"/>
             <w:tabs>
-              <w:tab w:val="right" w:leader="dot" w:pos="9026"/>
+              <w:tab w:val="right" w:pos="8788" w:leader="dot"/>
             </w:tabs>
-            <w:spacing w:before="120" w:after="60"/>
+            <w:ind w:left="220"/>
           </w:pPr>
-          <w:r>
-            <w:t>3.2 效率比下限（模式 A）（ENTRY_MIN_ER）</w:t>
-          </w:r>
-          <w:r>
-            <w:tab/>
-          </w:r>
-          <w:r>
-            <w:t>4</w:t>
-          </w:r>
+          <w:hyperlink w:history="1" w:anchor="_Toc9">
+            <w:r>
+              <w:t xml:space="preserve">3.3 评分下限（模式 B）（NEUTRAL_MIN_SCORE）</w:t>
+            </w:r>
+            <w:r>
+              <w:tab/>
+            </w:r>
+            <w:r>
+              <w:fldChar w:fldCharType="begin" w:dirty="true"/>
+              <w:instrText xml:space="preserve">PAGEREF _Toc9 \h</w:instrText>
+              <w:fldChar w:fldCharType="separate"/>
+              <w:fldChar w:fldCharType="end"/>
+            </w:r>
+          </w:hyperlink>
         </w:p>
         <w:p>
           <w:pPr>
-            <w:pStyle w:val="11"/>
-            <w:ind w:left="360"/>
+            <w:pStyle w:val="TOC2"/>
             <w:tabs>
-              <w:tab w:val="right" w:leader="dot" w:pos="9026"/>
+              <w:tab w:val="right" w:pos="8788" w:leader="dot"/>
             </w:tabs>
-            <w:spacing w:before="120" w:after="60"/>
+            <w:ind w:left="220"/>
           </w:pPr>
-          <w:r>
-            <w:t>3.3 评分下限（模式 B）（NEUTRAL_MIN_SCORE）</w:t>
-          </w:r>
-          <w:r>
-            <w:tab/>
-          </w:r>
-          <w:r>
-            <w:t>4</w:t>
-          </w:r>
+          <w:hyperlink w:history="1" w:anchor="_Toc10">
+            <w:r>
+              <w:t xml:space="preserve">3.4 效率比下限（模式 B）（NEUTRAL_MIN_ER）</w:t>
+            </w:r>
+            <w:r>
+              <w:tab/>
+            </w:r>
+            <w:r>
+              <w:fldChar w:fldCharType="begin" w:dirty="true"/>
+              <w:instrText xml:space="preserve">PAGEREF _Toc10 \h</w:instrText>
+              <w:fldChar w:fldCharType="separate"/>
+              <w:fldChar w:fldCharType="end"/>
+            </w:r>
+          </w:hyperlink>
         </w:p>
         <w:p>
           <w:pPr>
-            <w:pStyle w:val="11"/>
-            <w:ind w:left="360"/>
+            <w:pStyle w:val="TOC2"/>
             <w:tabs>
-              <w:tab w:val="right" w:leader="dot" w:pos="9026"/>
+              <w:tab w:val="right" w:pos="8788" w:leader="dot"/>
             </w:tabs>
-            <w:spacing w:before="120" w:after="60"/>
+            <w:ind w:left="220"/>
           </w:pPr>
-          <w:r>
-            <w:t>3.4 效率比下限（模式 B）（NEUTRAL_MIN_ER）</w:t>
-          </w:r>
-          <w:r>
-            <w:tab/>
-          </w:r>
-          <w:r>
-            <w:t>5</w:t>
-          </w:r>
+          <w:hyperlink w:history="1" w:anchor="_Toc11">
+            <w:r>
+              <w:t xml:space="preserve">3.5 等待下一根收盘K线二次确认（waitBarConfirm）</w:t>
+            </w:r>
+            <w:r>
+              <w:tab/>
+            </w:r>
+            <w:r>
+              <w:fldChar w:fldCharType="begin" w:dirty="true"/>
+              <w:instrText xml:space="preserve">PAGEREF _Toc11 \h</w:instrText>
+              <w:fldChar w:fldCharType="separate"/>
+              <w:fldChar w:fldCharType="end"/>
+            </w:r>
+          </w:hyperlink>
         </w:p>
         <w:p>
           <w:pPr>
-            <w:pStyle w:val="11"/>
-            <w:ind w:left="360"/>
+            <w:pStyle w:val="TOC2"/>
             <w:tabs>
-              <w:tab w:val="right" w:leader="dot" w:pos="9026"/>
+              <w:tab w:val="right" w:pos="8788" w:leader="dot"/>
             </w:tabs>
-            <w:spacing w:before="120" w:after="60"/>
+            <w:ind w:left="220"/>
           </w:pPr>
-          <w:r>
-            <w:t>3.5 等待下一根收盘K线二次确认（waitBarConfirm）</w:t>
-          </w:r>
-          <w:r>
-            <w:tab/>
-          </w:r>
-          <w:r>
-            <w:t>6</w:t>
-          </w:r>
+          <w:hyperlink w:history="1" w:anchor="_Toc12">
+            <w:r>
+              <w:t xml:space="preserve">3.6 同周期再入场最小间隔（REENTRY_MIN_GAP_MS）</w:t>
+            </w:r>
+            <w:r>
+              <w:tab/>
+            </w:r>
+            <w:r>
+              <w:fldChar w:fldCharType="begin" w:dirty="true"/>
+              <w:instrText xml:space="preserve">PAGEREF _Toc12 \h</w:instrText>
+              <w:fldChar w:fldCharType="separate"/>
+              <w:fldChar w:fldCharType="end"/>
+            </w:r>
+          </w:hyperlink>
         </w:p>
         <w:p>
           <w:pPr>
-            <w:pStyle w:val="11"/>
-            <w:ind w:left="360"/>
+            <w:pStyle w:val="TOC2"/>
             <w:tabs>
-              <w:tab w:val="right" w:leader="dot" w:pos="9026"/>
+              <w:tab w:val="right" w:pos="8788" w:leader="dot"/>
             </w:tabs>
-            <w:spacing w:before="120" w:after="60"/>
+            <w:ind w:left="220"/>
           </w:pPr>
-          <w:r>
-            <w:t>3.6 同周期再入场最小间隔（REENTRY_MIN_GAP_MS）</w:t>
-          </w:r>
-          <w:r>
-            <w:tab/>
-          </w:r>
-          <w:r>
-            <w:t>6</w:t>
-          </w:r>
+          <w:hyperlink w:history="1" w:anchor="_Toc13">
+            <w:r>
+              <w:t xml:space="preserve">3.7 同周期最大开仓轮次（MAX_ROUNDS_PER_CYCLE）</w:t>
+            </w:r>
+            <w:r>
+              <w:tab/>
+            </w:r>
+            <w:r>
+              <w:fldChar w:fldCharType="begin" w:dirty="true"/>
+              <w:instrText xml:space="preserve">PAGEREF _Toc13 \h</w:instrText>
+              <w:fldChar w:fldCharType="separate"/>
+              <w:fldChar w:fldCharType="end"/>
+            </w:r>
+          </w:hyperlink>
         </w:p>
         <w:p>
           <w:pPr>
-            <w:pStyle w:val="11"/>
-            <w:ind w:left="360"/>
+            <w:pStyle w:val="TOC2"/>
             <w:tabs>
-              <w:tab w:val="right" w:leader="dot" w:pos="9026"/>
+              <w:tab w:val="right" w:pos="8788" w:leader="dot"/>
             </w:tabs>
-            <w:spacing w:before="120" w:after="60"/>
+            <w:ind w:left="220"/>
           </w:pPr>
-          <w:r>
-            <w:t>3.7 同周期最大开仓轮次（MAX_ROUNDS_PER_CYCLE）</w:t>
-          </w:r>
-          <w:r>
-            <w:tab/>
-          </w:r>
-          <w:r>
-            <w:t>7</w:t>
-          </w:r>
+          <w:hyperlink w:history="1" w:anchor="_Toc14">
+            <w:r>
+              <w:t xml:space="preserve">3.8 走弱提前离场（WEAKNESS_EXIT_EARLY）</w:t>
+            </w:r>
+            <w:r>
+              <w:tab/>
+            </w:r>
+            <w:r>
+              <w:fldChar w:fldCharType="begin" w:dirty="true"/>
+              <w:instrText xml:space="preserve">PAGEREF _Toc14 \h</w:instrText>
+              <w:fldChar w:fldCharType="separate"/>
+              <w:fldChar w:fldCharType="end"/>
+            </w:r>
+          </w:hyperlink>
         </w:p>
         <w:p>
           <w:pPr>
-            <w:pStyle w:val="11"/>
-            <w:ind w:left="360"/>
+            <w:pStyle w:val="TOC2"/>
             <w:tabs>
-              <w:tab w:val="right" w:leader="dot" w:pos="9026"/>
+              <w:tab w:val="right" w:pos="8788" w:leader="dot"/>
             </w:tabs>
-            <w:spacing w:before="120" w:after="60"/>
+            <w:ind w:left="220"/>
           </w:pPr>
-          <w:r>
-            <w:t>3.8 走弱提前离场（WEAKNESS_EXIT_EARLY）</w:t>
-          </w:r>
-          <w:r>
-            <w:tab/>
-          </w:r>
-          <w:r>
-            <w:t>7</w:t>
-          </w:r>
+          <w:hyperlink w:history="1" w:anchor="_Toc15">
+            <w:r>
+              <w:t xml:space="preserve">3.9 冲高幅度阈值（SPIKE_MOVE_PCT）</w:t>
+            </w:r>
+            <w:r>
+              <w:tab/>
+            </w:r>
+            <w:r>
+              <w:fldChar w:fldCharType="begin" w:dirty="true"/>
+              <w:instrText xml:space="preserve">PAGEREF _Toc15 \h</w:instrText>
+              <w:fldChar w:fldCharType="separate"/>
+              <w:fldChar w:fldCharType="end"/>
+            </w:r>
+          </w:hyperlink>
         </w:p>
         <w:p>
           <w:pPr>
-            <w:pStyle w:val="11"/>
-            <w:ind w:left="360"/>
+            <w:pStyle w:val="TOC2"/>
             <w:tabs>
-              <w:tab w:val="right" w:leader="dot" w:pos="9026"/>
+              <w:tab w:val="right" w:pos="8788" w:leader="dot"/>
             </w:tabs>
-            <w:spacing w:before="120" w:after="60"/>
+            <w:ind w:left="220"/>
           </w:pPr>
-          <w:r>
-            <w:t>3.9 冲高幅度阈值（SPIKE_MOVE_PCT）</w:t>
-          </w:r>
-          <w:r>
-            <w:tab/>
-          </w:r>
-          <w:r>
-            <w:t>8</w:t>
-          </w:r>
+          <w:hyperlink w:history="1" w:anchor="_Toc16">
+            <w:r>
+              <w:t xml:space="preserve">3.10 冲高检测窗口（SPIKE_WINDOW_MS）</w:t>
+            </w:r>
+            <w:r>
+              <w:tab/>
+            </w:r>
+            <w:r>
+              <w:fldChar w:fldCharType="begin" w:dirty="true"/>
+              <w:instrText xml:space="preserve">PAGEREF _Toc16 \h</w:instrText>
+              <w:fldChar w:fldCharType="separate"/>
+              <w:fldChar w:fldCharType="end"/>
+            </w:r>
+          </w:hyperlink>
         </w:p>
         <w:p>
           <w:pPr>
-            <w:pStyle w:val="11"/>
-            <w:ind w:left="360"/>
+            <w:pStyle w:val="TOC2"/>
             <w:tabs>
-              <w:tab w:val="right" w:leader="dot" w:pos="9026"/>
+              <w:tab w:val="right" w:pos="8788" w:leader="dot"/>
             </w:tabs>
-            <w:spacing w:before="120" w:after="60"/>
+            <w:ind w:left="220"/>
           </w:pPr>
-          <w:r>
-            <w:t>3.10 冲高检测窗口（SPIKE_WINDOW_MS）</w:t>
-          </w:r>
-          <w:r>
-            <w:tab/>
-          </w:r>
-          <w:r>
-            <w:t>9</w:t>
-          </w:r>
+          <w:hyperlink w:history="1" w:anchor="_Toc17">
+            <w:r>
+              <w:t xml:space="preserve">3.11 最短持仓时间（SPIKE_MIN_HOLD_MS）</w:t>
+            </w:r>
+            <w:r>
+              <w:tab/>
+            </w:r>
+            <w:r>
+              <w:fldChar w:fldCharType="begin" w:dirty="true"/>
+              <w:instrText xml:space="preserve">PAGEREF _Toc17 \h</w:instrText>
+              <w:fldChar w:fldCharType="separate"/>
+              <w:fldChar w:fldCharType="end"/>
+            </w:r>
+          </w:hyperlink>
         </w:p>
         <w:p>
           <w:pPr>
-            <w:pStyle w:val="11"/>
-            <w:ind w:left="360"/>
+            <w:pStyle w:val="TOC2"/>
             <w:tabs>
-              <w:tab w:val="right" w:leader="dot" w:pos="9026"/>
+              <w:tab w:val="right" w:pos="8788" w:leader="dot"/>
             </w:tabs>
-            <w:spacing w:before="120" w:after="60"/>
+            <w:ind w:left="220"/>
           </w:pPr>
-          <w:r>
-            <w:t>3.11 最短持仓时间（SPIKE_MIN_HOLD_MS）</w:t>
-          </w:r>
-          <w:r>
-            <w:tab/>
-          </w:r>
-          <w:r>
-            <w:t>9</w:t>
-          </w:r>
+          <w:hyperlink w:history="1" w:anchor="_Toc18">
+            <w:r>
+              <w:t xml:space="preserve">3.12 允许逆 5m 背景开仓（ALLOW_HTF_OPPOSED）</w:t>
+            </w:r>
+            <w:r>
+              <w:tab/>
+            </w:r>
+            <w:r>
+              <w:fldChar w:fldCharType="begin" w:dirty="true"/>
+              <w:instrText xml:space="preserve">PAGEREF _Toc18 \h</w:instrText>
+              <w:fldChar w:fldCharType="separate"/>
+              <w:fldChar w:fldCharType="end"/>
+            </w:r>
+          </w:hyperlink>
         </w:p>
         <w:p>
           <w:pPr>
-            <w:pStyle w:val="11"/>
-            <w:ind w:left="360"/>
+            <w:pStyle w:val="TOC2"/>
             <w:tabs>
-              <w:tab w:val="right" w:leader="dot" w:pos="9026"/>
+              <w:tab w:val="right" w:pos="8788" w:leader="dot"/>
             </w:tabs>
-            <w:spacing w:before="120" w:after="60"/>
+            <w:ind w:left="220"/>
           </w:pPr>
-          <w:r>
-            <w:t>3.12 允许逆 5m 背景开仓（ALLOW_HTF_OPPOSED）</w:t>
-          </w:r>
-          <w:r>
-            <w:tab/>
-          </w:r>
-          <w:r>
-            <w:t>10</w:t>
-          </w:r>
+          <w:hyperlink w:history="1" w:anchor="_Toc19">
+            <w:r>
+              <w:t xml:space="preserve">3.13 同币种平仓后冷却（cooldownMs）</w:t>
+            </w:r>
+            <w:r>
+              <w:tab/>
+            </w:r>
+            <w:r>
+              <w:fldChar w:fldCharType="begin" w:dirty="true"/>
+              <w:instrText xml:space="preserve">PAGEREF _Toc19 \h</w:instrText>
+              <w:fldChar w:fldCharType="separate"/>
+              <w:fldChar w:fldCharType="end"/>
+            </w:r>
+          </w:hyperlink>
         </w:p>
         <w:p>
           <w:pPr>
-            <w:pStyle w:val="11"/>
-            <w:ind w:left="360"/>
+            <w:pStyle w:val="TOC2"/>
             <w:tabs>
-              <w:tab w:val="right" w:leader="dot" w:pos="9026"/>
+              <w:tab w:val="right" w:pos="8788" w:leader="dot"/>
             </w:tabs>
-            <w:spacing w:before="120" w:after="60"/>
+            <w:ind w:left="220"/>
           </w:pPr>
-          <w:r>
-            <w:t>3.13 同币种平仓后冷却（cooldownMs）</w:t>
-          </w:r>
-          <w:r>
-            <w:tab/>
-          </w:r>
-          <w:r>
-            <w:t>11</w:t>
-          </w:r>
+          <w:hyperlink w:history="1" w:anchor="_Toc20">
+            <w:r>
+              <w:t xml:space="preserve">3.14 每仓保证金比例（marginRatio）</w:t>
+            </w:r>
+            <w:r>
+              <w:tab/>
+            </w:r>
+            <w:r>
+              <w:fldChar w:fldCharType="begin" w:dirty="true"/>
+              <w:instrText xml:space="preserve">PAGEREF _Toc20 \h</w:instrText>
+              <w:fldChar w:fldCharType="separate"/>
+              <w:fldChar w:fldCharType="end"/>
+            </w:r>
+          </w:hyperlink>
         </w:p>
         <w:p>
           <w:pPr>
-            <w:pStyle w:val="9"/>
+            <w:pStyle w:val="TOC1"/>
             <w:tabs>
-              <w:tab w:val="right" w:leader="dot" w:pos="9026"/>
+              <w:tab w:val="right" w:pos="8788" w:leader="dot"/>
             </w:tabs>
-            <w:spacing w:before="120" w:after="60"/>
           </w:pPr>
-          <w:r>
-            <w:t>四、常用调法参考</w:t>
-          </w:r>
-          <w:r>
-            <w:tab/>
-          </w:r>
-          <w:r>
-            <w:t>11</w:t>
-          </w:r>
+          <w:hyperlink w:history="1" w:anchor="_Toc21">
+            <w:r>
+              <w:t xml:space="preserve">四、常用调法参考</w:t>
+            </w:r>
+            <w:r>
+              <w:tab/>
+            </w:r>
+            <w:r>
+              <w:fldChar w:fldCharType="begin" w:dirty="true"/>
+              <w:instrText xml:space="preserve">PAGEREF _Toc21 \h</w:instrText>
+              <w:fldChar w:fldCharType="separate"/>
+              <w:fldChar w:fldCharType="end"/>
+            </w:r>
+          </w:hyperlink>
         </w:p>
         <w:p>
           <w:pPr>
-            <w:pStyle w:val="9"/>
+            <w:pStyle w:val="TOC1"/>
             <w:tabs>
-              <w:tab w:val="right" w:leader="dot" w:pos="9026"/>
+              <w:tab w:val="right" w:pos="8788" w:leader="dot"/>
             </w:tabs>
-            <w:spacing w:before="120" w:after="60"/>
           </w:pPr>
-          <w:r>
-            <w:t>五、安全边界与纪律</w:t>
-          </w:r>
-          <w:r>
-            <w:tab/>
-          </w:r>
-          <w:r>
-            <w:t>12</w:t>
-          </w:r>
+          <w:hyperlink w:history="1" w:anchor="_Toc22">
+            <w:r>
+              <w:t xml:space="preserve">五、安全边界与纪律</w:t>
+            </w:r>
+            <w:r>
+              <w:tab/>
+            </w:r>
+            <w:r>
+              <w:fldChar w:fldCharType="begin" w:dirty="true"/>
+              <w:instrText xml:space="preserve">PAGEREF _Toc22 \h</w:instrText>
+              <w:fldChar w:fldCharType="separate"/>
+              <w:fldChar w:fldCharType="end"/>
+            </w:r>
+          </w:hyperlink>
         </w:p>
         <w:p>
           <w:pPr>
-            <w:pStyle w:val="9"/>
+            <w:pStyle w:val="TOC1"/>
             <w:tabs>
-              <w:tab w:val="right" w:leader="dot" w:pos="9026"/>
+              <w:tab w:val="right" w:pos="8788" w:leader="dot"/>
             </w:tabs>
-            <w:spacing w:before="120" w:after="60"/>
           </w:pPr>
-          <w:r>
-            <w:t>附录：参数速查表</w:t>
-          </w:r>
-          <w:r>
-            <w:tab/>
-          </w:r>
-          <w:r>
-            <w:t>12</w:t>
-          </w:r>
+          <w:hyperlink w:history="1" w:anchor="_Toc23">
+            <w:r>
+              <w:t xml:space="preserve">附录：参数速查表</w:t>
+            </w:r>
+            <w:r>
+              <w:tab/>
+            </w:r>
+            <w:r>
+              <w:fldChar w:fldCharType="begin" w:dirty="true"/>
+              <w:instrText xml:space="preserve">PAGEREF _Toc23 \h</w:instrText>
+              <w:fldChar w:fldCharType="separate"/>
+              <w:fldChar w:fldCharType="end"/>
+            </w:r>
+          </w:hyperlink>
         </w:p>
         <w:p>
           <w:r>
@@ -735,7 +820,7 @@
           <w:sz w:val="24"/>
           <w:szCs w:val="24"/>
         </w:rPr>
-        <w:t xml:space="preserve">参数控制台位于「趋势交易」页头部，是一枚标注为「参数」的按钮（若存在与代码默认不同的自定义值，按钮上会带一枚金色「改」角标）。点击后弹出「自动开仓参数控制台」窗口，全部可调参数按控制逻辑分为六组展示：入场门槛（模式 A / 模式 B）、入场时机、再入场与轮次、冲高套利、方向约束、节奏。每个参数右侧是输入框或开关，下方灰字给出该参数的含义，再往下一行以「↕」开头说明调大、调小分别会发生什么。</w:t>
+        <w:t xml:space="preserve">参数控制台位于「趋势交易」页头部，是一枚标注为「参数」的按钮（若存在与代码默认不同的自定义值，按钮上会带一枚金色「改」角标）。点击后弹出「自动开仓参数控制台」窗口，全部可调参数按控制逻辑分为七组展示：入场门槛（模式 A / 模式 B）、入场时机、再入场与轮次、冲高套利、方向约束、节奏、仓位与资金。每个参数右侧是输入框或开关，下方灰字给出该参数的含义，再往下一行以「↕」开头说明调大、调小分别会发生什么。</w:t>
       </w:r>
     </w:p>
     <w:p>
@@ -751,7 +836,7 @@
           <w:sz w:val="24"/>
           <w:szCs w:val="24"/>
         </w:rPr>
-        <w:t xml:space="preserve">修改方式很直接：数值参数在输入框内改数字（超出合法范围时输入框会变红，保存时服务端也会再次校验并拒绝），布尔参数用开关切换。点「保存并生效」后参数立即写入数据库并热应用到正在运行的机器人——不需要重启、不需要暂停，已经持有的仓位与轮次状态完全不受影响。如果某一处只想回到默认值，可以点该行右侧的「默认」按钮；想全部回到代码默认（评分门槛 45/55、二次确认开启、冷却 5 分钟），点左下角「恢复全部默认」即可。</w:t>
+        <w:t xml:space="preserve">修改方式很直接：数值参数在输入框内改数字（超出合法范围时输入框会变红，保存时服务端也会再次校验并拒绝），布尔参数用开关切换。点「保存并生效」后参数立即写入数据库并热应用到正在运行的机器人——不需要重启、不需要暂停，已经持有的仓位与轮次状态完全不受影响。如果某一处只想回到默认值，可以点该行右侧的「默认」按钮；想全部回到代码默认（评分门槛 45/55、二次确认开启、冷却 5 分钟、保证金比例 20%），点左下角「恢复全部默认」即可。</w:t>
       </w:r>
     </w:p>
     <w:p>
@@ -1505,7 +1590,7 @@
           <w:sz w:val="24"/>
           <w:szCs w:val="24"/>
         </w:rPr>
-        <w:t xml:space="preserve">本章逐个说明控制台上的 13 个参数。每个参数给出默认值、合法范围、含义以及调整方向带来的变化；最后一段统一为风险提示。所有默认值都是初始工程参数，未经历史回放校准，调整后请以实盘观察为准。</w:t>
+        <w:t xml:space="preserve">本章逐个说明控制台上的 14 个参数。每个参数给出默认值、合法范围、含义以及调整方向带来的变化；最后一段统一为风险提示。所有默认值都是初始工程参数，未经历史回放校准，调整后请以实盘观察为准。</w:t>
       </w:r>
     </w:p>
     <w:p>
@@ -5917,10 +6002,349 @@
     </w:p>
     <w:p>
       <w:pPr>
+        <w:pStyle w:val="Heading2"/>
+        <w:spacing w:after="120" w:before="240" w:line="312"/>
+      </w:pPr>
+      <w:bookmarkStart w:name="_Toc20" w:id="20"/>
+      <w:r>
+        <w:rPr>
+          <w:rFonts w:ascii="Times New Roman" w:eastAsia="SimHei"/>
+          <w:b/>
+          <w:bCs/>
+          <w:color w:val="0F2A3C"/>
+          <w:sz w:val="28"/>
+          <w:szCs w:val="28"/>
+        </w:rPr>
+        <w:t xml:space="preserve">3.14 每仓保证金比例（marginRatio）</w:t>
+      </w:r>
+      <w:bookmarkEnd w:id="20"/>
+    </w:p>
+    <w:p>
+      <w:pPr>
+        <w:keepNext/>
+        <w:spacing w:after="60" w:before="160" w:line="312"/>
+      </w:pPr>
+      <w:r>
+        <w:rPr>
+          <w:rFonts w:ascii="Times New Roman" w:eastAsia="SimHei"/>
+          <w:b/>
+          <w:bCs/>
+          <w:color w:val="0F2A3C"/>
+          <w:sz w:val="21"/>
+          <w:szCs w:val="21"/>
+        </w:rPr>
+        <w:t xml:space="preserve">表 3.14  参数卡</w:t>
+      </w:r>
+    </w:p>
+    <w:tbl>
+      <w:tblPr>
+        <w:tblW w:type="pct" w:w="5000"/>
+        <w:tblBorders>
+          <w:top w:val="single" w:color="1B6B7A" w:sz="4"/>
+          <w:left w:val="none"/>
+          <w:bottom w:val="single" w:color="1B6B7A" w:sz="4"/>
+          <w:right w:val="none"/>
+          <w:insideH w:val="single" w:color="C8DDE2" w:sz="1"/>
+          <w:insideV w:val="none"/>
+        </w:tblBorders>
+      </w:tblPr>
+      <w:tblGrid>
+        <w:gridCol w:w="2461"/>
+        <w:gridCol w:w="2285"/>
+        <w:gridCol w:w="1406"/>
+        <w:gridCol w:w="2636"/>
+      </w:tblGrid>
+      <w:tr>
+        <w:trPr>
+          <w:cantSplit/>
+          <w:tblHeader/>
+        </w:trPr>
+        <w:tc>
+          <w:tcPr>
+            <w:tcW w:type="pct" w:w="1400"/>
+            <w:shd w:fill="1B6B7A" w:val="clear"/>
+            <w:tcMar>
+              <w:top w:type="dxa" w:w="60"/>
+              <w:left w:type="dxa" w:w="120"/>
+              <w:bottom w:type="dxa" w:w="60"/>
+              <w:right w:type="dxa" w:w="120"/>
+            </w:tcMar>
+          </w:tcPr>
+          <w:p>
+            <w:pPr>
+              <w:spacing w:line="276"/>
+            </w:pPr>
+            <w:r>
+              <w:rPr>
+                <w:rFonts w:ascii="Times New Roman" w:eastAsia="SimHei"/>
+                <w:b/>
+                <w:bCs/>
+                <w:color w:val="FFFFFF"/>
+                <w:sz w:val="21"/>
+                <w:szCs w:val="21"/>
+              </w:rPr>
+              <w:t xml:space="preserve">参数键</w:t>
+            </w:r>
+          </w:p>
+        </w:tc>
+        <w:tc>
+          <w:tcPr>
+            <w:tcW w:type="pct" w:w="1300"/>
+            <w:shd w:fill="1B6B7A" w:val="clear"/>
+            <w:tcMar>
+              <w:top w:type="dxa" w:w="60"/>
+              <w:left w:type="dxa" w:w="120"/>
+              <w:bottom w:type="dxa" w:w="60"/>
+              <w:right w:type="dxa" w:w="120"/>
+            </w:tcMar>
+          </w:tcPr>
+          <w:p>
+            <w:pPr>
+              <w:spacing w:line="276"/>
+            </w:pPr>
+            <w:r>
+              <w:rPr>
+                <w:rFonts w:ascii="Times New Roman" w:eastAsia="SimHei"/>
+                <w:b/>
+                <w:bCs/>
+                <w:color w:val="FFFFFF"/>
+                <w:sz w:val="21"/>
+                <w:szCs w:val="21"/>
+              </w:rPr>
+              <w:t xml:space="preserve">所属分组</w:t>
+            </w:r>
+          </w:p>
+        </w:tc>
+        <w:tc>
+          <w:tcPr>
+            <w:tcW w:type="pct" w:w="800"/>
+            <w:shd w:fill="1B6B7A" w:val="clear"/>
+            <w:tcMar>
+              <w:top w:type="dxa" w:w="60"/>
+              <w:left w:type="dxa" w:w="120"/>
+              <w:bottom w:type="dxa" w:w="60"/>
+              <w:right w:type="dxa" w:w="120"/>
+            </w:tcMar>
+          </w:tcPr>
+          <w:p>
+            <w:pPr>
+              <w:spacing w:line="276"/>
+            </w:pPr>
+            <w:r>
+              <w:rPr>
+                <w:rFonts w:ascii="Times New Roman" w:eastAsia="SimHei"/>
+                <w:b/>
+                <w:bCs/>
+                <w:color w:val="FFFFFF"/>
+                <w:sz w:val="21"/>
+                <w:szCs w:val="21"/>
+              </w:rPr>
+              <w:t xml:space="preserve">默认值</w:t>
+            </w:r>
+          </w:p>
+        </w:tc>
+        <w:tc>
+          <w:tcPr>
+            <w:tcW w:type="pct" w:w="1500"/>
+            <w:shd w:fill="1B6B7A" w:val="clear"/>
+            <w:tcMar>
+              <w:top w:type="dxa" w:w="60"/>
+              <w:left w:type="dxa" w:w="120"/>
+              <w:bottom w:type="dxa" w:w="60"/>
+              <w:right w:type="dxa" w:w="120"/>
+            </w:tcMar>
+          </w:tcPr>
+          <w:p>
+            <w:pPr>
+              <w:spacing w:line="276"/>
+            </w:pPr>
+            <w:r>
+              <w:rPr>
+                <w:rFonts w:ascii="Times New Roman" w:eastAsia="SimHei"/>
+                <w:b/>
+                <w:bCs/>
+                <w:color w:val="FFFFFF"/>
+                <w:sz w:val="21"/>
+                <w:szCs w:val="21"/>
+              </w:rPr>
+              <w:t xml:space="preserve">可调范围</w:t>
+            </w:r>
+          </w:p>
+        </w:tc>
+      </w:tr>
+      <w:tr>
+        <w:trPr>
+          <w:cantSplit/>
+        </w:trPr>
+        <w:tc>
+          <w:tcPr>
+            <w:tcW w:type="pct" w:w="1400"/>
+            <w:tcMar>
+              <w:top w:type="dxa" w:w="50"/>
+              <w:left w:type="dxa" w:w="120"/>
+              <w:bottom w:type="dxa" w:w="50"/>
+              <w:right w:type="dxa" w:w="120"/>
+            </w:tcMar>
+          </w:tcPr>
+          <w:p>
+            <w:pPr>
+              <w:spacing w:line="276"/>
+            </w:pPr>
+            <w:r>
+              <w:rPr>
+                <w:rFonts w:ascii="Times New Roman" w:eastAsia="SimSun"/>
+                <w:color w:val="000000"/>
+                <w:sz w:val="21"/>
+                <w:szCs w:val="21"/>
+              </w:rPr>
+              <w:t xml:space="preserve">marginRatio</w:t>
+            </w:r>
+          </w:p>
+        </w:tc>
+        <w:tc>
+          <w:tcPr>
+            <w:tcW w:type="pct" w:w="1300"/>
+            <w:tcMar>
+              <w:top w:type="dxa" w:w="50"/>
+              <w:left w:type="dxa" w:w="120"/>
+              <w:bottom w:type="dxa" w:w="50"/>
+              <w:right w:type="dxa" w:w="120"/>
+            </w:tcMar>
+          </w:tcPr>
+          <w:p>
+            <w:pPr>
+              <w:spacing w:line="276"/>
+            </w:pPr>
+            <w:r>
+              <w:rPr>
+                <w:rFonts w:ascii="Times New Roman" w:eastAsia="SimSun"/>
+                <w:color w:val="000000"/>
+                <w:sz w:val="21"/>
+                <w:szCs w:val="21"/>
+              </w:rPr>
+              <w:t xml:space="preserve">仓位与资金（基础设施）</w:t>
+            </w:r>
+          </w:p>
+        </w:tc>
+        <w:tc>
+          <w:tcPr>
+            <w:tcW w:type="pct" w:w="800"/>
+            <w:tcMar>
+              <w:top w:type="dxa" w:w="50"/>
+              <w:left w:type="dxa" w:w="120"/>
+              <w:bottom w:type="dxa" w:w="50"/>
+              <w:right w:type="dxa" w:w="120"/>
+            </w:tcMar>
+          </w:tcPr>
+          <w:p>
+            <w:pPr>
+              <w:spacing w:line="276"/>
+            </w:pPr>
+            <w:r>
+              <w:rPr>
+                <w:rFonts w:ascii="Times New Roman" w:eastAsia="SimSun"/>
+                <w:color w:val="000000"/>
+                <w:sz w:val="21"/>
+                <w:szCs w:val="21"/>
+              </w:rPr>
+              <w:t xml:space="preserve">0.2</w:t>
+            </w:r>
+          </w:p>
+        </w:tc>
+        <w:tc>
+          <w:tcPr>
+            <w:tcW w:type="pct" w:w="1500"/>
+            <w:tcMar>
+              <w:top w:type="dxa" w:w="50"/>
+              <w:left w:type="dxa" w:w="120"/>
+              <w:bottom w:type="dxa" w:w="50"/>
+              <w:right w:type="dxa" w:w="120"/>
+            </w:tcMar>
+          </w:tcPr>
+          <w:p>
+            <w:pPr>
+              <w:spacing w:line="276"/>
+            </w:pPr>
+            <w:r>
+              <w:rPr>
+                <w:rFonts w:ascii="Times New Roman" w:eastAsia="SimSun"/>
+                <w:color w:val="000000"/>
+                <w:sz w:val="21"/>
+                <w:szCs w:val="21"/>
+              </w:rPr>
+              <w:t xml:space="preserve">0.01 - 1</w:t>
+            </w:r>
+          </w:p>
+        </w:tc>
+      </w:tr>
+    </w:tbl>
+    <w:p>
+      <w:pPr>
+        <w:spacing w:after="80" w:line="312"/>
+        <w:ind w:firstLine="480"/>
+        <w:jc w:val="both"/>
+      </w:pPr>
+      <w:r>
+        <w:rPr>
+          <w:rFonts w:ascii="Times New Roman" w:eastAsia="SimSun"/>
+          <w:color w:val="000000"/>
+          <w:sz w:val="24"/>
+          <w:szCs w:val="24"/>
+        </w:rPr>
+        <w:t xml:space="preserve">每仓初始保证金 = 开仓时账户权益 × 本比例，但本值是「上限」而非实际值：实际生效比例 = min(本值， 95% ÷ 持仓数)。持仓数 ≤ 4 时本值原样生效（默认 20%）；5、6、8 仓时自动压缩为 19%、15.83%、11.875%，使全部仓位的保证金合计约为权益的 95%，剩余约 5% 留给开仓手续费与浮动亏损。这一设计来自实际反馈——固定 20% 时设置 8 仓只能开出 4 仓（8 × 20% = 160% 权益，物理上不可能开满），持仓数多时必须压缩单仓比例才能满仓。</w:t>
+      </w:r>
+    </w:p>
+    <w:p>
+      <w:pPr>
+        <w:spacing w:after="80" w:line="312"/>
+        <w:ind w:firstLine="480"/>
+        <w:jc w:val="both"/>
+      </w:pPr>
+      <w:r>
+        <w:rPr>
+          <w:rFonts w:ascii="Times New Roman" w:eastAsia="SimSun"/>
+          <w:color w:val="000000"/>
+          <w:sz w:val="24"/>
+          <w:szCs w:val="24"/>
+        </w:rPr>
+        <w:t xml:space="preserve">调大则单仓更重、满仓总风险更高，但超过 95%÷持仓数 的部分会被封顶（想加大单仓优先减少持仓数，而不是调大本值）；调小则单仓更轻、同样权益可容纳更多仓位，但单仓保证金低于 2 USDT 会被最小保证金守卫跳过。它与持仓数量下拉的分工：更换持仓数会先平掉全部已有持仓，而本参数只影响之后的新仓，不动已有持仓。</w:t>
+      </w:r>
+    </w:p>
+    <w:p>
+      <w:pPr>
+        <w:spacing w:after="80" w:line="312"/>
+        <w:ind w:firstLine="480"/>
+        <w:jc w:val="both"/>
+      </w:pPr>
+      <w:r>
+        <w:rPr>
+          <w:rFonts w:ascii="Times New Roman" w:eastAsia="SimHei"/>
+          <w:b/>
+          <w:bCs/>
+          <w:color w:val="000000"/>
+          <w:sz w:val="24"/>
+          <w:szCs w:val="24"/>
+        </w:rPr>
+        <w:t xml:space="preserve">风险提示：</w:t>
+      </w:r>
+      <w:r>
+        <w:rPr>
+          <w:rFonts w:ascii="Times New Roman" w:eastAsia="SimSun"/>
+          <w:b w:val="false"/>
+          <w:bCs w:val="false"/>
+          <w:color w:val="000000"/>
+          <w:sz w:val="24"/>
+          <w:szCs w:val="24"/>
+        </w:rPr>
+        <w:t xml:space="preserve">满仓（8 仓 × 20 倍杠杆）意味着总名义敞口可达权益的 19 倍左右，行情小幅逆向就可能触发强平巡检；总敞口由持仓数量与保证金比例共同决定，调整任一项后请先在模拟盘观察强平与回撤表现，再考虑是否长期使用。</w:t>
+      </w:r>
+    </w:p>
+    <w:p>
+      <w:pPr>
         <w:pStyle w:val="Heading1"/>
         <w:spacing w:after="160" w:before="360" w:line="312"/>
       </w:pPr>
-      <w:bookmarkStart w:name="_Toc20" w:id="20"/>
+      <w:bookmarkStart w:name="_Toc21" w:id="21"/>
       <w:r>
         <w:rPr>
           <w:rFonts w:ascii="Times New Roman" w:eastAsia="SimHei"/>
@@ -5932,7 +6356,7 @@
         </w:rPr>
         <w:t xml:space="preserve">四、常用调法参考</w:t>
       </w:r>
-      <w:bookmarkEnd w:id="20"/>
+      <w:bookmarkEnd w:id="21"/>
     </w:p>
     <w:p>
       <w:pPr>
@@ -5947,7 +6371,7 @@
           <w:sz w:val="24"/>
           <w:szCs w:val="24"/>
         </w:rPr>
-        <w:t xml:space="preserve">以下两套组合不是推荐答案，而是把上面 13 个参数按目标拼装的出发点，便于在此基础上按自己的观察微调。无论从哪套开始，都建议一次只改一两个参数，跑够一段行情再评估，否则无法分辨效果来自哪个改动。所有组合都建立在「纯模拟盘试验」的前提下。</w:t>
+        <w:t xml:space="preserve">以下两套组合不是推荐答案，而是把上面 14 个参数按目标拼装的出发点，便于在此基础上按自己的观察微调。无论从哪套开始，都建议一次只改一两个参数，跑够一段行情再评估，否则无法分辨效果来自哪个改动。所有组合都建立在「纯模拟盘试验」的前提下。</w:t>
       </w:r>
     </w:p>
     <w:p>
@@ -7102,7 +7526,7 @@
         <w:pStyle w:val="Heading1"/>
         <w:spacing w:after="160" w:before="360" w:line="312"/>
       </w:pPr>
-      <w:bookmarkStart w:name="_Toc21" w:id="21"/>
+      <w:bookmarkStart w:name="_Toc22" w:id="22"/>
       <w:r>
         <w:rPr>
           <w:rFonts w:ascii="Times New Roman" w:eastAsia="SimHei"/>
@@ -7114,7 +7538,7 @@
         </w:rPr>
         <w:t xml:space="preserve">五、安全边界与纪律</w:t>
       </w:r>
-      <w:bookmarkEnd w:id="21"/>
+      <w:bookmarkEnd w:id="22"/>
     </w:p>
     <w:p>
       <w:pPr>
@@ -7177,7 +7601,7 @@
           <w:sz w:val="24"/>
           <w:szCs w:val="24"/>
         </w:rPr>
-        <w:t xml:space="preserve">最后是参数之外的两个硬约束，它们不在控制台里，但决定了所有参数的上限：每仓保证金为开仓时账户权益的 20%、杠杆固定 20 倍，这两项与最大持仓数一起构成资金管理的骨架，属于有意保持稳定的部分。手续费按 taker 双边计、滑点按基点估算并计入净盈亏口径，调参时评估收益必须以「含滑点净盈亏」为准，而不是毛盈亏。</w:t>
+        <w:t xml:space="preserve">最后是参数之外的一个硬约束：杠杆固定 20 倍，它与最大持仓数、保证金比例（控制台可调，实际生效 = min(设定值， 95% ÷ 持仓数)）一起构成资金管理的骨架——三者共同决定满仓时的总名义敞口，调参时先把这笔账算清楚。手续费按 taker 双边计、滑点按基点估算并计入净盈亏口径，调参时评估收益必须以「含滑点净盈亏」为准，而不是毛盈亏。</w:t>
       </w:r>
     </w:p>
     <w:p>
@@ -7185,7 +7609,7 @@
         <w:pStyle w:val="Heading1"/>
         <w:spacing w:after="160" w:before="360" w:line="312"/>
       </w:pPr>
-      <w:bookmarkStart w:name="_Toc22" w:id="22"/>
+      <w:bookmarkStart w:name="_Toc23" w:id="23"/>
       <w:r>
         <w:rPr>
           <w:rFonts w:ascii="Times New Roman" w:eastAsia="SimHei"/>
@@ -7197,7 +7621,7 @@
         </w:rPr>
         <w:t xml:space="preserve">附录：参数速查表</w:t>
       </w:r>
-      <w:bookmarkEnd w:id="22"/>
+      <w:bookmarkEnd w:id="23"/>
     </w:p>
     <w:p>
       <w:pPr>
@@ -7212,7 +7636,7 @@
           <w:sz w:val="24"/>
           <w:szCs w:val="24"/>
         </w:rPr>
-        <w:t xml:space="preserve">下表汇总控制台全部 13 个参数，按控制台展示顺序排列，便于快速查找。「分组」即控制台中的分组标题，「默认值」为代码默认（恢复全部默认后回到此值）。</w:t>
+        <w:t xml:space="preserve">下表汇总控制台全部 14 个参数，按控制台展示顺序排列，便于快速查找。「分组」即控制台中的分组标题，「默认值」为代码默认（恢复全部默认后回到此值）。</w:t>
       </w:r>
     </w:p>
     <w:p>
@@ -9117,6 +9541,141 @@
           </w:p>
         </w:tc>
       </w:tr>
+      <w:tr>
+        <w:trPr>
+          <w:cantSplit/>
+        </w:trPr>
+        <w:tc>
+          <w:tcPr>
+            <w:tcW w:type="pct" w:w="1200"/>
+            <w:shd w:fill="EDF3F5" w:val="clear"/>
+            <w:tcMar>
+              <w:top w:type="dxa" w:w="50"/>
+              <w:left w:type="dxa" w:w="120"/>
+              <w:bottom w:type="dxa" w:w="50"/>
+              <w:right w:type="dxa" w:w="120"/>
+            </w:tcMar>
+          </w:tcPr>
+          <w:p>
+            <w:pPr>
+              <w:spacing w:line="276"/>
+            </w:pPr>
+            <w:r>
+              <w:rPr>
+                <w:rFonts w:ascii="Times New Roman" w:eastAsia="SimSun"/>
+                <w:color w:val="000000"/>
+                <w:sz w:val="21"/>
+                <w:szCs w:val="21"/>
+              </w:rPr>
+              <w:t xml:space="preserve">marginRatio</w:t>
+            </w:r>
+          </w:p>
+        </w:tc>
+        <w:tc>
+          <w:tcPr>
+            <w:tcW w:type="pct" w:w="750"/>
+            <w:shd w:fill="EDF3F5" w:val="clear"/>
+            <w:tcMar>
+              <w:top w:type="dxa" w:w="50"/>
+              <w:left w:type="dxa" w:w="120"/>
+              <w:bottom w:type="dxa" w:w="50"/>
+              <w:right w:type="dxa" w:w="120"/>
+            </w:tcMar>
+          </w:tcPr>
+          <w:p>
+            <w:pPr>
+              <w:spacing w:line="276"/>
+            </w:pPr>
+            <w:r>
+              <w:rPr>
+                <w:rFonts w:ascii="Times New Roman" w:eastAsia="SimSun"/>
+                <w:color w:val="000000"/>
+                <w:sz w:val="21"/>
+                <w:szCs w:val="21"/>
+              </w:rPr>
+              <w:t xml:space="preserve">仓位与资金（基础设施）</w:t>
+            </w:r>
+          </w:p>
+        </w:tc>
+        <w:tc>
+          <w:tcPr>
+            <w:tcW w:type="pct" w:w="450"/>
+            <w:shd w:fill="EDF3F5" w:val="clear"/>
+            <w:tcMar>
+              <w:top w:type="dxa" w:w="50"/>
+              <w:left w:type="dxa" w:w="120"/>
+              <w:bottom w:type="dxa" w:w="50"/>
+              <w:right w:type="dxa" w:w="120"/>
+            </w:tcMar>
+          </w:tcPr>
+          <w:p>
+            <w:pPr>
+              <w:spacing w:line="276"/>
+            </w:pPr>
+            <w:r>
+              <w:rPr>
+                <w:rFonts w:ascii="Times New Roman" w:eastAsia="SimSun"/>
+                <w:color w:val="000000"/>
+                <w:sz w:val="21"/>
+                <w:szCs w:val="21"/>
+              </w:rPr>
+              <w:t xml:space="preserve">0.2</w:t>
+            </w:r>
+          </w:p>
+        </w:tc>
+        <w:tc>
+          <w:tcPr>
+            <w:tcW w:type="pct" w:w="750"/>
+            <w:shd w:fill="EDF3F5" w:val="clear"/>
+            <w:tcMar>
+              <w:top w:type="dxa" w:w="50"/>
+              <w:left w:type="dxa" w:w="120"/>
+              <w:bottom w:type="dxa" w:w="50"/>
+              <w:right w:type="dxa" w:w="120"/>
+            </w:tcMar>
+          </w:tcPr>
+          <w:p>
+            <w:pPr>
+              <w:spacing w:line="276"/>
+            </w:pPr>
+            <w:r>
+              <w:rPr>
+                <w:rFonts w:ascii="Times New Roman" w:eastAsia="SimSun"/>
+                <w:color w:val="000000"/>
+                <w:sz w:val="21"/>
+                <w:szCs w:val="21"/>
+              </w:rPr>
+              <w:t xml:space="preserve">0.01-1</w:t>
+            </w:r>
+          </w:p>
+        </w:tc>
+        <w:tc>
+          <w:tcPr>
+            <w:tcW w:type="pct" w:w="1850"/>
+            <w:shd w:fill="EDF3F5" w:val="clear"/>
+            <w:tcMar>
+              <w:top w:type="dxa" w:w="50"/>
+              <w:left w:type="dxa" w:w="120"/>
+              <w:bottom w:type="dxa" w:w="50"/>
+              <w:right w:type="dxa" w:w="120"/>
+            </w:tcMar>
+          </w:tcPr>
+          <w:p>
+            <w:pPr>
+              <w:spacing w:line="276"/>
+            </w:pPr>
+            <w:r>
+              <w:rPr>
+                <w:rFonts w:ascii="Times New Roman" w:eastAsia="SimSun"/>
+                <w:color w:val="000000"/>
+                <w:sz w:val="21"/>
+                <w:szCs w:val="21"/>
+              </w:rPr>
+              <w:t xml:space="preserve">每仓保证金比例上限；实际 = min(设定， 95%÷持仓数)</w:t>
+            </w:r>
+          </w:p>
+        </w:tc>
+      </w:tr>
     </w:tbl>
     <w:p>
       <w:pPr>
@@ -9131,7 +9690,7 @@
           <w:sz w:val="24"/>
           <w:szCs w:val="24"/>
         </w:rPr>
-        <w:t xml:space="preserve">补充说明固定项：1m 趋势确认固定需要连续 3 根已收盘 K 线（平台状态机设计，不在控制台范围）；待入场记录最长等待 10 分钟；每仓保证金为开仓时权益的 20%，杠杆固定 20 倍；手续费按 taker 双边计、滑点按基点估算，统计主口径为含滑点净盈亏。上述固定项如确有调整需求，属于平台级变更，不在本说明书讨论范围。</w:t>
+        <w:t xml:space="preserve">补充说明固定项：1m 趋势确认固定需要连续 3 根已收盘 K 线（平台状态机设计，不在控制台范围）；待入场记录最长等待 10 分钟；杠杆固定 20 倍；保证金比例实际生效 = min(设定值， 95% ÷ 持仓数)，满仓保证金合计约为权益的 95%；手续费按 taker 双边计、滑点按基点估算，统计主口径为含滑点净盈亏。上述固定项如确有调整需求，属于平台级变更，不在本说明书讨论范围。</w:t>
       </w:r>
     </w:p>
     <w:sectPr>
@@ -9465,9 +10024,6 @@
     </w:rPr>
   </w:style>
   <w:style w:type="paragraph" w:styleId="Heading3">
-    <w:pPr>
-      <w:outlineLvl w:val="2"/>
-    </w:pPr>
     <w:name w:val="Heading 3"/>
     <w:basedOn w:val="Normal"/>
     <w:next w:val="Normal"/>
@@ -9479,9 +10035,6 @@
     </w:rPr>
   </w:style>
   <w:style w:type="paragraph" w:styleId="Heading4">
-    <w:pPr>
-      <w:outlineLvl w:val="3"/>
-    </w:pPr>
     <w:name w:val="Heading 4"/>
     <w:basedOn w:val="Normal"/>
     <w:next w:val="Normal"/>
@@ -9493,9 +10046,6 @@
     </w:rPr>
   </w:style>
   <w:style w:type="paragraph" w:styleId="Heading5">
-    <w:pPr>
-      <w:outlineLvl w:val="4"/>
-    </w:pPr>
     <w:name w:val="Heading 5"/>
     <w:basedOn w:val="Normal"/>
     <w:next w:val="Normal"/>
@@ -9505,9 +10055,6 @@
     </w:rPr>
   </w:style>
   <w:style w:type="paragraph" w:styleId="Heading6">
-    <w:pPr>
-      <w:outlineLvl w:val="5"/>
-    </w:pPr>
     <w:name w:val="Heading 6"/>
     <w:basedOn w:val="Normal"/>
     <w:next w:val="Normal"/>
@@ -9614,45 +10161,6 @@
       <w:sz w:val="20"/>
       <w:szCs w:val="20"/>
     </w:rPr>
-  </w:style>
-  <w:style xmlns:w="http://schemas.openxmlformats.org/wordprocessingml/2006/main" w:type="paragraph" w:styleId="9">
-    <w:name w:val="toc 1"/>
-    <w:basedOn w:val="Normal"/>
-    <w:uiPriority w:val="39"/>
-    <w:pPr>
-      <w:tabs>
-        <w:tab w:val="right" w:leader="dot" w:pos="9026"/>
-      </w:tabs>
-      <w:spacing w:before="120" w:after="60"/>
-    </w:pPr>
-    <w:rPr>
-      <w:b/>
-      <w:bCs/>
-    </w:rPr>
-  </w:style>
-  <w:style xmlns:w="http://schemas.openxmlformats.org/wordprocessingml/2006/main" w:type="paragraph" w:styleId="11">
-    <w:name w:val="toc 2"/>
-    <w:basedOn w:val="Normal"/>
-    <w:uiPriority w:val="39"/>
-    <w:pPr>
-      <w:tabs>
-        <w:tab w:val="right" w:leader="dot" w:pos="9026"/>
-      </w:tabs>
-      <w:ind w:left="360"/>
-      <w:spacing w:before="60" w:after="40"/>
-    </w:pPr>
-  </w:style>
-  <w:style xmlns:w="http://schemas.openxmlformats.org/wordprocessingml/2006/main" w:type="paragraph" w:styleId="12">
-    <w:name w:val="toc 3"/>
-    <w:basedOn w:val="Normal"/>
-    <w:uiPriority w:val="39"/>
-    <w:pPr>
-      <w:tabs>
-        <w:tab w:val="right" w:leader="dot" w:pos="9026"/>
-      </w:tabs>
-      <w:ind w:left="720"/>
-      <w:spacing w:before="40" w:after="20"/>
-    </w:pPr>
   </w:style>
 </w:styles>
 </file>
